--- a/docs/Obrazlozenje bodovanja -međudrustveno.docx
+++ b/docs/Obrazlozenje bodovanja -međudrustveno.docx
@@ -333,7 +333,7 @@
           <w:sz-cs w:val="32"/>
           <w:spacing w:val="0"/>
         </w:rPr>
-        <w:t xml:space="preserve">Pogodak vrijedi 0,33 bodova</w:t>
+        <w:t xml:space="preserve">Pogodak vrijedi 0,3333... bodova (točno 100 ÷ 300, ne zaokruženo)</w:t>
       </w:r>
     </w:p>
     <w:p>
